--- a/LAB4/11TMĐT_LAB4_1150070042_LeThiAnhThu.docx
+++ b/LAB4/11TMĐT_LAB4_1150070042_LeThiAnhThu.docx
@@ -1740,15 +1740,12 @@
         <w:spacing w:line="360" w:lineRule="auto"/>
       </w:pPr>
       <w:r>
-        <w:rPr>
-          <w:noProof/>
-        </w:rPr>
         <w:lastRenderedPageBreak/>
         <w:drawing>
-          <wp:inline distT="0" distB="0" distL="0" distR="0" wp14:anchorId="68F74DCD" wp14:editId="4BB029CA">
-            <wp:extent cx="5731510" cy="3223895"/>
-            <wp:effectExtent l="19050" t="19050" r="21590" b="14605"/>
-            <wp:docPr id="46915030" name="Picture 1"/>
+          <wp:inline distT="0" distB="0" distL="0" distR="0" wp14:anchorId="336CB170" wp14:editId="2AD56031">
+            <wp:extent cx="5731510" cy="3102610"/>
+            <wp:effectExtent l="19050" t="19050" r="21590" b="21590"/>
+            <wp:docPr id="1632098415" name="Picture 1"/>
             <wp:cNvGraphicFramePr>
               <a:graphicFrameLocks xmlns:a="http://schemas.openxmlformats.org/drawingml/2006/main" noChangeAspect="1"/>
             </wp:cNvGraphicFramePr>
@@ -1756,7 +1753,7 @@
               <a:graphicData uri="http://schemas.openxmlformats.org/drawingml/2006/picture">
                 <pic:pic xmlns:pic="http://schemas.openxmlformats.org/drawingml/2006/picture">
                   <pic:nvPicPr>
-                    <pic:cNvPr id="46915030" name=""/>
+                    <pic:cNvPr id="1632098415" name=""/>
                     <pic:cNvPicPr/>
                   </pic:nvPicPr>
                   <pic:blipFill>
@@ -1768,7 +1765,7 @@
                   <pic:spPr>
                     <a:xfrm>
                       <a:off x="0" y="0"/>
-                      <a:ext cx="5731510" cy="3223895"/>
+                      <a:ext cx="5731510" cy="3102610"/>
                     </a:xfrm>
                     <a:prstGeom prst="rect">
                       <a:avLst/>
@@ -1791,14 +1788,11 @@
         <w:spacing w:line="360" w:lineRule="auto"/>
       </w:pPr>
       <w:r>
-        <w:rPr>
-          <w:noProof/>
-        </w:rPr>
         <w:drawing>
-          <wp:inline distT="0" distB="0" distL="0" distR="0" wp14:anchorId="10E43350" wp14:editId="2792C658">
-            <wp:extent cx="5731510" cy="3223895"/>
-            <wp:effectExtent l="19050" t="19050" r="21590" b="14605"/>
-            <wp:docPr id="1048505886" name="Picture 1"/>
+          <wp:inline distT="0" distB="0" distL="0" distR="0" wp14:anchorId="75C082CD" wp14:editId="4A1DDC6E">
+            <wp:extent cx="5731510" cy="3714750"/>
+            <wp:effectExtent l="19050" t="19050" r="21590" b="19050"/>
+            <wp:docPr id="1454864644" name="Picture 1"/>
             <wp:cNvGraphicFramePr>
               <a:graphicFrameLocks xmlns:a="http://schemas.openxmlformats.org/drawingml/2006/main" noChangeAspect="1"/>
             </wp:cNvGraphicFramePr>
@@ -1806,7 +1800,7 @@
               <a:graphicData uri="http://schemas.openxmlformats.org/drawingml/2006/picture">
                 <pic:pic xmlns:pic="http://schemas.openxmlformats.org/drawingml/2006/picture">
                   <pic:nvPicPr>
-                    <pic:cNvPr id="1048505886" name=""/>
+                    <pic:cNvPr id="1454864644" name=""/>
                     <pic:cNvPicPr/>
                   </pic:nvPicPr>
                   <pic:blipFill>
@@ -1818,7 +1812,7 @@
                   <pic:spPr>
                     <a:xfrm>
                       <a:off x="0" y="0"/>
-                      <a:ext cx="5731510" cy="3223895"/>
+                      <a:ext cx="5731510" cy="3714750"/>
                     </a:xfrm>
                     <a:prstGeom prst="rect">
                       <a:avLst/>
@@ -1840,16 +1834,18 @@
       <w:pPr>
         <w:spacing w:line="360" w:lineRule="auto"/>
       </w:pPr>
-      <w:r>
-        <w:rPr>
-          <w:noProof/>
-        </w:rPr>
+    </w:p>
+    <w:p>
+      <w:pPr>
+        <w:spacing w:line="360" w:lineRule="auto"/>
+      </w:pPr>
+      <w:r>
         <w:lastRenderedPageBreak/>
         <w:drawing>
-          <wp:inline distT="0" distB="0" distL="0" distR="0" wp14:anchorId="3DFDA8EE" wp14:editId="1C1EF93C">
-            <wp:extent cx="5731510" cy="3223895"/>
-            <wp:effectExtent l="19050" t="19050" r="21590" b="14605"/>
-            <wp:docPr id="384438463" name="Picture 1"/>
+          <wp:inline distT="0" distB="0" distL="0" distR="0" wp14:anchorId="6E8E2041" wp14:editId="157F88F2">
+            <wp:extent cx="5731510" cy="3056255"/>
+            <wp:effectExtent l="19050" t="19050" r="21590" b="10795"/>
+            <wp:docPr id="1807922386" name="Picture 1"/>
             <wp:cNvGraphicFramePr>
               <a:graphicFrameLocks xmlns:a="http://schemas.openxmlformats.org/drawingml/2006/main" noChangeAspect="1"/>
             </wp:cNvGraphicFramePr>
@@ -1857,7 +1853,7 @@
               <a:graphicData uri="http://schemas.openxmlformats.org/drawingml/2006/picture">
                 <pic:pic xmlns:pic="http://schemas.openxmlformats.org/drawingml/2006/picture">
                   <pic:nvPicPr>
-                    <pic:cNvPr id="384438463" name=""/>
+                    <pic:cNvPr id="1807922386" name=""/>
                     <pic:cNvPicPr/>
                   </pic:nvPicPr>
                   <pic:blipFill>
@@ -1869,7 +1865,7 @@
                   <pic:spPr>
                     <a:xfrm>
                       <a:off x="0" y="0"/>
-                      <a:ext cx="5731510" cy="3223895"/>
+                      <a:ext cx="5731510" cy="3056255"/>
                     </a:xfrm>
                     <a:prstGeom prst="rect">
                       <a:avLst/>
@@ -2057,7 +2053,6 @@
         <w:spacing w:line="360" w:lineRule="auto"/>
       </w:pPr>
       <w:r>
-        <w:lastRenderedPageBreak/>
         <w:t>Cơ chế khác nhau:</w:t>
       </w:r>
     </w:p>
@@ -2075,6 +2070,7 @@
           <w:b/>
           <w:bCs/>
         </w:rPr>
+        <w:lastRenderedPageBreak/>
         <w:t>TCP Connect Scan (</w:t>
       </w:r>
       <w:r>

--- a/LAB4/11TMĐT_LAB4_1150070042_LeThiAnhThu.docx
+++ b/LAB4/11TMĐT_LAB4_1150070042_LeThiAnhThu.docx
@@ -172,7 +172,13 @@
               <w:spacing w:line="360" w:lineRule="auto"/>
             </w:pPr>
             <w:r>
-              <w:t xml:space="preserve">192.168.56.1 </w:t>
+              <w:t>192.168.56.</w:t>
+            </w:r>
+            <w:r>
+              <w:t>0</w:t>
+            </w:r>
+            <w:r>
+              <w:t xml:space="preserve"> </w:t>
             </w:r>
           </w:p>
         </w:tc>
@@ -1216,7 +1222,15 @@
           <w:iCs/>
           <w:color w:val="156082" w:themeColor="accent1"/>
         </w:rPr>
-        <w:t>sudo nmap -sS 192.168.56.101</w:t>
+        <w:t>sudo nmap -sS 192.168.56.1</w:t>
+      </w:r>
+      <w:r>
+        <w:rPr>
+          <w:i/>
+          <w:iCs/>
+          <w:color w:val="156082" w:themeColor="accent1"/>
+        </w:rPr>
+        <w:t>28</w:t>
       </w:r>
     </w:p>
     <w:p>
@@ -1304,7 +1318,15 @@
           <w:iCs/>
           <w:color w:val="156082" w:themeColor="accent1"/>
         </w:rPr>
-        <w:t>sudo nmap -sV 192.168.56.101</w:t>
+        <w:t>sudo nmap -sV 192.168.56.</w:t>
+      </w:r>
+      <w:r>
+        <w:rPr>
+          <w:i/>
+          <w:iCs/>
+          <w:color w:val="156082" w:themeColor="accent1"/>
+        </w:rPr>
+        <w:t>128</w:t>
       </w:r>
     </w:p>
     <w:p>
@@ -1397,7 +1419,15 @@
           <w:iCs/>
           <w:color w:val="156082" w:themeColor="accent1"/>
         </w:rPr>
-        <w:t>sudo nmap -O 192.168.56.101</w:t>
+        <w:t>sudo nmap -O 192.168.56.</w:t>
+      </w:r>
+      <w:r>
+        <w:rPr>
+          <w:i/>
+          <w:iCs/>
+          <w:color w:val="156082" w:themeColor="accent1"/>
+        </w:rPr>
+        <w:t>128</w:t>
       </w:r>
     </w:p>
     <w:p>
@@ -1485,7 +1515,15 @@
           <w:iCs/>
           <w:color w:val="156082" w:themeColor="accent1"/>
         </w:rPr>
-        <w:t>sudo nmap -p 445 --script smb-vuln-ms17-010 192.168.56.101</w:t>
+        <w:t>sudo nmap -p 445 --script smb-vuln-ms17-010 192.168.56.1</w:t>
+      </w:r>
+      <w:r>
+        <w:rPr>
+          <w:i/>
+          <w:iCs/>
+          <w:color w:val="156082" w:themeColor="accent1"/>
+        </w:rPr>
+        <w:t>28</w:t>
       </w:r>
     </w:p>
     <w:p>
@@ -1572,7 +1610,23 @@
           <w:iCs/>
           <w:color w:val="156082" w:themeColor="accent1"/>
         </w:rPr>
-        <w:t>sudo nmap -sV -O 192.168.56.101 -oX ket_qua.xml</w:t>
+        <w:t>sudo nmap -sV -O 192.168.56.1</w:t>
+      </w:r>
+      <w:r>
+        <w:rPr>
+          <w:i/>
+          <w:iCs/>
+          <w:color w:val="156082" w:themeColor="accent1"/>
+        </w:rPr>
+        <w:t>28</w:t>
+      </w:r>
+      <w:r>
+        <w:rPr>
+          <w:i/>
+          <w:iCs/>
+          <w:color w:val="156082" w:themeColor="accent1"/>
+        </w:rPr>
+        <w:t xml:space="preserve"> -oX ket_qua.xml</w:t>
       </w:r>
     </w:p>
     <w:p>
@@ -1740,6 +1794,9 @@
         <w:spacing w:line="360" w:lineRule="auto"/>
       </w:pPr>
       <w:r>
+        <w:rPr>
+          <w:noProof/>
+        </w:rPr>
         <w:lastRenderedPageBreak/>
         <w:drawing>
           <wp:inline distT="0" distB="0" distL="0" distR="0" wp14:anchorId="336CB170" wp14:editId="2AD56031">
@@ -1788,6 +1845,9 @@
         <w:spacing w:line="360" w:lineRule="auto"/>
       </w:pPr>
       <w:r>
+        <w:rPr>
+          <w:noProof/>
+        </w:rPr>
         <w:drawing>
           <wp:inline distT="0" distB="0" distL="0" distR="0" wp14:anchorId="75C082CD" wp14:editId="4A1DDC6E">
             <wp:extent cx="5731510" cy="3714750"/>
@@ -1840,6 +1900,9 @@
         <w:spacing w:line="360" w:lineRule="auto"/>
       </w:pPr>
       <w:r>
+        <w:rPr>
+          <w:noProof/>
+        </w:rPr>
         <w:lastRenderedPageBreak/>
         <w:drawing>
           <wp:inline distT="0" distB="0" distL="0" distR="0" wp14:anchorId="6E8E2041" wp14:editId="157F88F2">
